--- a/rapports/2026-06-06/EQ32/EQ32_sup_v2/DR_141102000010/37-50-58-39.docx
+++ b/rapports/2026-06-06/EQ32/EQ32_sup_v2/DR_141102000010/37-50-58-39.docx
@@ -297,7 +297,7 @@
           <w:color w:val="1F6FEB"/>
           <w:sz w:val="22"/>
         </w:rPr>
-        <w:t>⚠ INCOHÉRENCES À CORRIGER (83)</w:t>
+        <w:t>⚠ INCOHÉRENCES À CORRIGER (77)</w:t>
       </w:r>
     </w:p>
     <w:tbl>
@@ -724,7 +724,7 @@
                 <w:color w:val="16A34A"/>
                 <w:sz w:val="16"/>
               </w:rPr>
-              <w:t>—</w:t>
+              <w:t>s01q32, s01q36, s01q38, s04q37_modif, s02q33, s02q34, s01q00b</w:t>
             </w:r>
           </w:p>
         </w:tc>
@@ -755,7 +755,7 @@
                 <w:i w:val="0"/>
                 <w:sz w:val="17"/>
               </w:rPr>
-              <w:t>Incohérence!!! seulement les écoles privées paient les frais de scolarité (y compris les frais d'inscription).</w:t>
+              <w:t>Peu probable!!! Vu l'âge (13 ans) de TENING DIAO ou l'année à laquelle TENING DIAO a fréquenté l'école pour la dernière fois (.) le dernier diplome de TENING DIAO ne peut être le Certificat d'études primaires (CEP), prière de corriger cette incohérence ou confirmer avec le QG.</w:t>
             </w:r>
           </w:p>
         </w:tc>
@@ -845,7 +845,7 @@
                 <w:i w:val="0"/>
                 <w:sz w:val="17"/>
               </w:rPr>
-              <w:t>Peu probable!!! Vu l'âge (19 ans) de HABIBATOU DIAO ou l'année à laquelle HABIBATOU DIAO a fréquenté l'école pour la dernière fois (.) le dernier diplome de HABIBATOU DIAO ne peut être le Certificat d'études primaires (CEP), prière de corriger cette incohérence ou confirmer avec le QG.</w:t>
+              <w:t>Peu probable!!! Vu l'âge (15 ans) de MOUSSA DIAO ou l'année à laquelle MOUSSA DIAO a fréquenté l'école pour la dernière fois (.) le dernier diplome de MOUSSA DIAO ne peut être le Certificat d'études primaires (CEP), prière de corriger cette incohérence ou confirmer avec le QG.</w:t>
             </w:r>
           </w:p>
         </w:tc>
@@ -1025,7 +1025,7 @@
                 <w:i w:val="0"/>
                 <w:sz w:val="17"/>
               </w:rPr>
-              <w:t>Peu probable!!! Vu l'âge (15 ans) de MOUSSA DIAO ou l'année à laquelle MOUSSA DIAO a fréquenté l'école pour la dernière fois (.) le dernier diplome de MOUSSA DIAO ne peut être le Certificat d'études primaires (CEP), prière de corriger cette incohérence ou confirmer avec le QG.</w:t>
+              <w:t>Peu probable!!! Vu l'âge (19 ans) de HABIBATOU DIAO ou l'année à laquelle HABIBATOU DIAO a fréquenté l'école pour la dernière fois (.) le dernier diplome de HABIBATOU DIAO ne peut être le Certificat d'études primaires (CEP), prière de corriger cette incohérence ou confirmer avec le QG.</w:t>
             </w:r>
           </w:p>
         </w:tc>
@@ -1058,7 +1058,7 @@
                 <w:i w:val="0"/>
                 <w:sz w:val="16"/>
               </w:rPr>
-              <w:t>S02</w:t>
+              <w:t>S07</w:t>
               <w:br/>
             </w:r>
             <w:r>
@@ -1068,7 +1068,7 @@
                 <w:color w:val="64748B"/>
                 <w:sz w:val="14"/>
               </w:rPr>
-              <w:t>Éducation</w:t>
+              <w:t>Consommation alimentaire</w:t>
             </w:r>
           </w:p>
         </w:tc>
@@ -1084,7 +1084,7 @@
                 <w:color w:val="16A34A"/>
                 <w:sz w:val="16"/>
               </w:rPr>
-              <w:t>s01q32, s01q36, s01q38, s04q37_modif, s02q33, s02q34, s01q00b</w:t>
+              <w:t>s00q27, s01q03a, s01q03b, s01q03c, s02q04, s03q14, s04q15, s04q16</w:t>
             </w:r>
           </w:p>
         </w:tc>
@@ -1115,7 +1115,7 @@
                 <w:i w:val="0"/>
                 <w:sz w:val="17"/>
               </w:rPr>
-              <w:t>Peu probable!!! Vu l'âge (13 ans) de TENING DIAO ou l'année à laquelle TENING DIAO a fréquenté l'école pour la dernière fois (.) le dernier diplome de TENING DIAO ne peut être le Certificat d'études primaires (CEP), prière de corriger cette incohérence ou confirmer avec le QG.</w:t>
+              <w:t>Incohérence!! Dans ce ménage, chaque individus consomme par jour .5714286 Kg  de cereale; Prière de vérifier les quantités prises des produits cérealiers (de Riz local Gambiaka à Autres semoules de céréales) auprès du ménage ou confirmer avec le QG.</w:t>
             </w:r>
           </w:p>
         </w:tc>
@@ -1148,7 +1148,7 @@
                 <w:i w:val="0"/>
                 <w:sz w:val="16"/>
               </w:rPr>
-              <w:t>S07</w:t>
+              <w:t>S11</w:t>
               <w:br/>
             </w:r>
             <w:r>
@@ -1158,7 +1158,7 @@
                 <w:color w:val="64748B"/>
                 <w:sz w:val="14"/>
               </w:rPr>
-              <w:t>Consommation alimentaire</w:t>
+              <w:t>Logement / cadre de vie</w:t>
             </w:r>
           </w:p>
         </w:tc>
@@ -1174,7 +1174,7 @@
                 <w:color w:val="16A34A"/>
                 <w:sz w:val="16"/>
               </w:rPr>
-              <w:t>s00q27, s01q03a, s01q03b, s01q03c, s02q04, s03q14, s04q15, s04q16</w:t>
+              <w:t>s01q07, s01q08, s02q20, s02q22, s03q07, s02q29, s04q19, s13q02</w:t>
             </w:r>
           </w:p>
         </w:tc>
@@ -1205,7 +1205,7 @@
                 <w:i w:val="0"/>
                 <w:sz w:val="17"/>
               </w:rPr>
-              <w:t>Incohérence!! Dans ce ménage, chaque individus consomme par jour .5714286 Kg  de cereale; Prière de vérifier les quantités prises des produits cérealiers (de Riz local Gambiaka à Autres semoules de céréales) auprès du ménage ou confirmer avec le QG.</w:t>
+              <w:t>Avertissement!! Le montant supporté (21000 FCFA) par le ménage pour cette source d’énergie (Charbon de bois) à SEDHIOU Urbain au cours des 30 derniers jours semble incoherent, prière de confirmer ou corriger.</w:t>
             </w:r>
           </w:p>
         </w:tc>
@@ -1264,7 +1264,7 @@
                 <w:color w:val="16A34A"/>
                 <w:sz w:val="16"/>
               </w:rPr>
-              <w:t>s01q07, s01q08, s02q20, s02q22, s03q07, s02q29, s04q19, s13q02</w:t>
+              <w:t>—</w:t>
             </w:r>
           </w:p>
         </w:tc>
@@ -1295,7 +1295,7 @@
                 <w:i w:val="0"/>
                 <w:sz w:val="17"/>
               </w:rPr>
-              <w:t>Avertissement!! Le montant supporté (21000 FCFA) par le ménage pour cette source d’énergie (Charbon de bois) à SEDHIOU Urbain au cours des 30 derniers jours semble incoherent, prière de confirmer ou corriger.</w:t>
+              <w:t>Incoherence!! Le ménage a depensé .</w:t>
             </w:r>
           </w:p>
         </w:tc>
@@ -1354,7 +1354,7 @@
                 <w:color w:val="16A34A"/>
                 <w:sz w:val="16"/>
               </w:rPr>
-              <w:t>—</w:t>
+              <w:t>s01q29, s01q31, s04q24, s00q04, s11q21, s09fq03, s09fq011</w:t>
             </w:r>
           </w:p>
         </w:tc>
@@ -1385,7 +1385,7 @@
                 <w:i w:val="0"/>
                 <w:sz w:val="17"/>
               </w:rPr>
-              <w:t>Incoherence!! Le ménage a depensé .</w:t>
+              <w:t>FCFA dans Frais de connexion au réseau de distribution d'eau mais dit ne pas être connecté à un réseau d'eau courante, prière de corriger cette incoherenceIl manque des informations non renseignées, prière de renseignés toutes les questions.</w:t>
             </w:r>
           </w:p>
         </w:tc>
@@ -1400,10 +1400,10 @@
               <w:rPr>
                 <w:b/>
                 <w:i w:val="0"/>
-                <w:color w:val="DC2626"/>
+                <w:color w:val="EA580C"/>
                 <w:sz w:val="16"/>
               </w:rPr>
-              <w:t>Haute</w:t>
+              <w:t>Moyenne</w:t>
             </w:r>
           </w:p>
         </w:tc>
@@ -1418,7 +1418,7 @@
                 <w:i w:val="0"/>
                 <w:sz w:val="16"/>
               </w:rPr>
-              <w:t>S11</w:t>
+              <w:t>S00</w:t>
               <w:br/>
             </w:r>
             <w:r>
@@ -1428,7 +1428,7 @@
                 <w:color w:val="64748B"/>
                 <w:sz w:val="14"/>
               </w:rPr>
-              <w:t>Logement / cadre de vie</w:t>
+              <w:t>Identification</w:t>
             </w:r>
           </w:p>
         </w:tc>
@@ -1444,7 +1444,7 @@
                 <w:color w:val="16A34A"/>
                 <w:sz w:val="16"/>
               </w:rPr>
-              <w:t>s01q29, s01q31, s04q24, s00q04, s11q21, s09fq03, s09fq011</w:t>
+              <w:t>—</w:t>
             </w:r>
           </w:p>
         </w:tc>
@@ -1475,7 +1475,7 @@
                 <w:i w:val="0"/>
                 <w:sz w:val="17"/>
               </w:rPr>
-              <w:t>FCFA dans Frais de connexion au réseau de distribution d'eau mais dit ne pas être connecté à un réseau d'eau courante, prière de corriger cette incoherenceIl manque des informations non renseignées, prière de renseignés toutes les questions.</w:t>
+              <w:t>L'adresse ou la localisation du ménage doit être bien renseignée, ne doit pas contenir des numéros de téléphone et elle semble courte pour être une adresse.</w:t>
             </w:r>
           </w:p>
         </w:tc>
@@ -1565,7 +1565,7 @@
                 <w:i w:val="0"/>
                 <w:sz w:val="17"/>
               </w:rPr>
-              <w:t>L'adresse ou la localisation du ménage doit être bien renseignée, ne doit pas contenir des numéros de téléphone et elle semble courte pour être une adresse.</w:t>
+              <w:t>Prière de renseigner la bonne adresse.</w:t>
             </w:r>
           </w:p>
         </w:tc>
@@ -1598,7 +1598,7 @@
                 <w:i w:val="0"/>
                 <w:sz w:val="16"/>
               </w:rPr>
-              <w:t>S00</w:t>
+              <w:t>S01</w:t>
               <w:br/>
             </w:r>
             <w:r>
@@ -1608,7 +1608,7 @@
                 <w:color w:val="64748B"/>
                 <w:sz w:val="14"/>
               </w:rPr>
-              <w:t>Identification</w:t>
+              <w:t>Démographie</w:t>
             </w:r>
           </w:p>
         </w:tc>
@@ -1655,7 +1655,7 @@
                 <w:i w:val="0"/>
                 <w:sz w:val="17"/>
               </w:rPr>
-              <w:t>Prière de renseigner la bonne adresse.</w:t>
+              <w:t>Dans le cas contraire rassurez vous que c'est bien son fils/fille biologique.</w:t>
             </w:r>
           </w:p>
         </w:tc>
@@ -1714,7 +1714,7 @@
                 <w:color w:val="16A34A"/>
                 <w:sz w:val="16"/>
               </w:rPr>
-              <w:t>—</w:t>
+              <w:t>s01q23, s01q00b, s01q23_autre</w:t>
             </w:r>
           </w:p>
         </w:tc>
@@ -1745,7 +1745,7 @@
                 <w:i w:val="0"/>
                 <w:sz w:val="17"/>
               </w:rPr>
-              <w:t>Dans le cas contraire rassurez vous que c'est bien son fils/fille biologique.</w:t>
+              <w:t>L'utilisations de l'internet  de KHADIATOU DIAO est Jeux et semble exister dans les modalités, prière de prendre attache avec le QG pour plus d'explication afin de la classer bien.</w:t>
             </w:r>
           </w:p>
         </w:tc>
@@ -1835,7 +1835,7 @@
                 <w:i w:val="0"/>
                 <w:sz w:val="17"/>
               </w:rPr>
-              <w:t>L'utilisations de l'internet  de KHADIATOU DIAO est Jeux et semble exister dans les modalités, prière de prendre attache avec le QG pour plus d'explication afin de la classer bien.</w:t>
+              <w:t>L'utilisations de l'internet  de HABIBATOU DIAO est JEUX et semble exister dans les modalités, prière de prendre attache avec le QG pour plus d'explication afin de la classer bien.</w:t>
             </w:r>
           </w:p>
         </w:tc>
@@ -1925,7 +1925,7 @@
                 <w:i w:val="0"/>
                 <w:sz w:val="17"/>
               </w:rPr>
-              <w:t>L'utilisations de l'internet  de HABIBATOU DIAO est JEUX et semble exister dans les modalités, prière de prendre attache avec le QG pour plus d'explication afin de la classer bien.</w:t>
+              <w:t>L'utilisations de l'internet  de MOUMINI DIAO est jeux et semble exister dans les modalités, prière de prendre attache avec le QG pour plus d'explication afin de la classer bien.</w:t>
             </w:r>
           </w:p>
         </w:tc>
@@ -2015,547 +2015,7 @@
                 <w:i w:val="0"/>
                 <w:sz w:val="17"/>
               </w:rPr>
-              <w:t>L'utilisations de l'internet  de MOUMINI DIAO est jeux et semble exister dans les modalités, prière de prendre attache avec le QG pour plus d'explication afin de la classer bien.</w:t>
-            </w:r>
-          </w:p>
-        </w:tc>
-      </w:tr>
-      <w:tr>
-        <w:tc>
-          <w:tcPr>
-            <w:tcW w:type="dxa" w:w="964"/>
-          </w:tcPr>
-          <w:p>
-            <w:r>
-              <w:rPr>
-                <w:b/>
-                <w:i w:val="0"/>
-                <w:color w:val="EA580C"/>
-                <w:sz w:val="16"/>
-              </w:rPr>
-              <w:t>Moyenne</w:t>
-            </w:r>
-          </w:p>
-        </w:tc>
-        <w:tc>
-          <w:tcPr>
-            <w:tcW w:type="dxa" w:w="1247"/>
-          </w:tcPr>
-          <w:p>
-            <w:r>
-              <w:rPr>
-                <w:b/>
-                <w:i w:val="0"/>
-                <w:sz w:val="16"/>
-              </w:rPr>
-              <w:t>S01</w:t>
-              <w:br/>
-            </w:r>
-            <w:r>
-              <w:rPr>
-                <w:b w:val="0"/>
-                <w:i w:val="0"/>
-                <w:color w:val="64748B"/>
-                <w:sz w:val="14"/>
-              </w:rPr>
-              <w:t>Démographie</w:t>
-            </w:r>
-          </w:p>
-        </w:tc>
-        <w:tc>
-          <w:tcPr>
-            <w:tcW w:type="dxa" w:w="1531"/>
-          </w:tcPr>
-          <w:p>
-            <w:r>
-              <w:rPr>
-                <w:b/>
-                <w:i w:val="0"/>
-                <w:color w:val="16A34A"/>
-                <w:sz w:val="16"/>
-              </w:rPr>
-              <w:t>s01q23, s01q00b, s01q23_autre</w:t>
-            </w:r>
-          </w:p>
-        </w:tc>
-        <w:tc>
-          <w:tcPr>
-            <w:tcW w:type="dxa" w:w="1191"/>
-          </w:tcPr>
-          <w:p>
-            <w:r>
-              <w:rPr>
-                <w:b w:val="0"/>
-                <w:i w:val="0"/>
-                <w:color w:val="64748B"/>
-                <w:sz w:val="16"/>
-              </w:rPr>
-              <w:t>GT-CQ</w:t>
-            </w:r>
-          </w:p>
-        </w:tc>
-        <w:tc>
-          <w:tcPr>
-            <w:tcW w:type="dxa" w:w="4706"/>
-          </w:tcPr>
-          <w:p>
-            <w:r>
-              <w:rPr>
-                <w:b w:val="0"/>
-                <w:i w:val="0"/>
-                <w:sz w:val="17"/>
-              </w:rPr>
               <w:t>L'utilisations de l'internet  de MOUSSA DIAO est jeux et semble exister dans les modalités, prière de prendre attache avec le QG pour plus d'explication afin de la classer bien.</w:t>
-            </w:r>
-          </w:p>
-        </w:tc>
-      </w:tr>
-      <w:tr>
-        <w:tc>
-          <w:tcPr>
-            <w:tcW w:type="dxa" w:w="964"/>
-          </w:tcPr>
-          <w:p>
-            <w:r>
-              <w:rPr>
-                <w:b/>
-                <w:i w:val="0"/>
-                <w:color w:val="EA580C"/>
-                <w:sz w:val="16"/>
-              </w:rPr>
-              <w:t>Moyenne</w:t>
-            </w:r>
-          </w:p>
-        </w:tc>
-        <w:tc>
-          <w:tcPr>
-            <w:tcW w:type="dxa" w:w="1247"/>
-          </w:tcPr>
-          <w:p>
-            <w:r>
-              <w:rPr>
-                <w:b/>
-                <w:i w:val="0"/>
-                <w:sz w:val="16"/>
-              </w:rPr>
-              <w:t>S02</w:t>
-              <w:br/>
-            </w:r>
-            <w:r>
-              <w:rPr>
-                <w:b w:val="0"/>
-                <w:i w:val="0"/>
-                <w:color w:val="64748B"/>
-                <w:sz w:val="14"/>
-              </w:rPr>
-              <w:t>Éducation</w:t>
-            </w:r>
-          </w:p>
-        </w:tc>
-        <w:tc>
-          <w:tcPr>
-            <w:tcW w:type="dxa" w:w="1531"/>
-          </w:tcPr>
-          <w:p>
-            <w:r>
-              <w:rPr>
-                <w:b/>
-                <w:i w:val="0"/>
-                <w:color w:val="16A34A"/>
-                <w:sz w:val="16"/>
-              </w:rPr>
-              <w:t>—</w:t>
-            </w:r>
-          </w:p>
-        </w:tc>
-        <w:tc>
-          <w:tcPr>
-            <w:tcW w:type="dxa" w:w="1191"/>
-          </w:tcPr>
-          <w:p>
-            <w:r>
-              <w:rPr>
-                <w:b w:val="0"/>
-                <w:i w:val="0"/>
-                <w:color w:val="64748B"/>
-                <w:sz w:val="16"/>
-              </w:rPr>
-              <w:t>GT-CQ</w:t>
-            </w:r>
-          </w:p>
-        </w:tc>
-        <w:tc>
-          <w:tcPr>
-            <w:tcW w:type="dxa" w:w="4706"/>
-          </w:tcPr>
-          <w:p>
-            <w:r>
-              <w:rPr>
-                <w:b w:val="0"/>
-                <w:i w:val="0"/>
-                <w:sz w:val="17"/>
-              </w:rPr>
-              <w:t>veuillez, s'il vous plait, confirmer les frais de scolarité ( 6000 FCFA) payée de HABIBATOU DIAO avec le QG ou apporter les corrections nécessaires.</w:t>
-            </w:r>
-          </w:p>
-        </w:tc>
-      </w:tr>
-      <w:tr>
-        <w:tc>
-          <w:tcPr>
-            <w:tcW w:type="dxa" w:w="964"/>
-          </w:tcPr>
-          <w:p>
-            <w:r>
-              <w:rPr>
-                <w:b/>
-                <w:i w:val="0"/>
-                <w:color w:val="EA580C"/>
-                <w:sz w:val="16"/>
-              </w:rPr>
-              <w:t>Moyenne</w:t>
-            </w:r>
-          </w:p>
-        </w:tc>
-        <w:tc>
-          <w:tcPr>
-            <w:tcW w:type="dxa" w:w="1247"/>
-          </w:tcPr>
-          <w:p>
-            <w:r>
-              <w:rPr>
-                <w:b/>
-                <w:i w:val="0"/>
-                <w:sz w:val="16"/>
-              </w:rPr>
-              <w:t>S02</w:t>
-              <w:br/>
-            </w:r>
-            <w:r>
-              <w:rPr>
-                <w:b w:val="0"/>
-                <w:i w:val="0"/>
-                <w:color w:val="64748B"/>
-                <w:sz w:val="14"/>
-              </w:rPr>
-              <w:t>Éducation</w:t>
-            </w:r>
-          </w:p>
-        </w:tc>
-        <w:tc>
-          <w:tcPr>
-            <w:tcW w:type="dxa" w:w="1531"/>
-          </w:tcPr>
-          <w:p>
-            <w:r>
-              <w:rPr>
-                <w:b/>
-                <w:i w:val="0"/>
-                <w:color w:val="16A34A"/>
-                <w:sz w:val="16"/>
-              </w:rPr>
-              <w:t>—</w:t>
-            </w:r>
-          </w:p>
-        </w:tc>
-        <w:tc>
-          <w:tcPr>
-            <w:tcW w:type="dxa" w:w="1191"/>
-          </w:tcPr>
-          <w:p>
-            <w:r>
-              <w:rPr>
-                <w:b w:val="0"/>
-                <w:i w:val="0"/>
-                <w:color w:val="64748B"/>
-                <w:sz w:val="16"/>
-              </w:rPr>
-              <w:t>GT-CQ</w:t>
-            </w:r>
-          </w:p>
-        </w:tc>
-        <w:tc>
-          <w:tcPr>
-            <w:tcW w:type="dxa" w:w="4706"/>
-          </w:tcPr>
-          <w:p>
-            <w:r>
-              <w:rPr>
-                <w:b w:val="0"/>
-                <w:i w:val="0"/>
-                <w:sz w:val="17"/>
-              </w:rPr>
-              <w:t>veuillez, s'il vous plait, confirmer les frais de scolarité ( 6000 FCFA) payée de KHADIATOU DIAO avec le QG ou apporter les corrections nécessaires.</w:t>
-            </w:r>
-          </w:p>
-        </w:tc>
-      </w:tr>
-      <w:tr>
-        <w:tc>
-          <w:tcPr>
-            <w:tcW w:type="dxa" w:w="964"/>
-          </w:tcPr>
-          <w:p>
-            <w:r>
-              <w:rPr>
-                <w:b/>
-                <w:i w:val="0"/>
-                <w:color w:val="EA580C"/>
-                <w:sz w:val="16"/>
-              </w:rPr>
-              <w:t>Moyenne</w:t>
-            </w:r>
-          </w:p>
-        </w:tc>
-        <w:tc>
-          <w:tcPr>
-            <w:tcW w:type="dxa" w:w="1247"/>
-          </w:tcPr>
-          <w:p>
-            <w:r>
-              <w:rPr>
-                <w:b/>
-                <w:i w:val="0"/>
-                <w:sz w:val="16"/>
-              </w:rPr>
-              <w:t>S02</w:t>
-              <w:br/>
-            </w:r>
-            <w:r>
-              <w:rPr>
-                <w:b w:val="0"/>
-                <w:i w:val="0"/>
-                <w:color w:val="64748B"/>
-                <w:sz w:val="14"/>
-              </w:rPr>
-              <w:t>Éducation</w:t>
-            </w:r>
-          </w:p>
-        </w:tc>
-        <w:tc>
-          <w:tcPr>
-            <w:tcW w:type="dxa" w:w="1531"/>
-          </w:tcPr>
-          <w:p>
-            <w:r>
-              <w:rPr>
-                <w:b/>
-                <w:i w:val="0"/>
-                <w:color w:val="16A34A"/>
-                <w:sz w:val="16"/>
-              </w:rPr>
-              <w:t>—</w:t>
-            </w:r>
-          </w:p>
-        </w:tc>
-        <w:tc>
-          <w:tcPr>
-            <w:tcW w:type="dxa" w:w="1191"/>
-          </w:tcPr>
-          <w:p>
-            <w:r>
-              <w:rPr>
-                <w:b w:val="0"/>
-                <w:i w:val="0"/>
-                <w:color w:val="64748B"/>
-                <w:sz w:val="16"/>
-              </w:rPr>
-              <w:t>GT-CQ</w:t>
-            </w:r>
-          </w:p>
-        </w:tc>
-        <w:tc>
-          <w:tcPr>
-            <w:tcW w:type="dxa" w:w="4706"/>
-          </w:tcPr>
-          <w:p>
-            <w:r>
-              <w:rPr>
-                <w:b w:val="0"/>
-                <w:i w:val="0"/>
-                <w:sz w:val="17"/>
-              </w:rPr>
-              <w:t>veuillez, s'il vous plait, confirmer les frais de scolarité ( 6000 FCFA) payée de MOUMINI DIAO avec le QG ou apporter les corrections nécessaires.</w:t>
-            </w:r>
-          </w:p>
-        </w:tc>
-      </w:tr>
-      <w:tr>
-        <w:tc>
-          <w:tcPr>
-            <w:tcW w:type="dxa" w:w="964"/>
-          </w:tcPr>
-          <w:p>
-            <w:r>
-              <w:rPr>
-                <w:b/>
-                <w:i w:val="0"/>
-                <w:color w:val="EA580C"/>
-                <w:sz w:val="16"/>
-              </w:rPr>
-              <w:t>Moyenne</w:t>
-            </w:r>
-          </w:p>
-        </w:tc>
-        <w:tc>
-          <w:tcPr>
-            <w:tcW w:type="dxa" w:w="1247"/>
-          </w:tcPr>
-          <w:p>
-            <w:r>
-              <w:rPr>
-                <w:b/>
-                <w:i w:val="0"/>
-                <w:sz w:val="16"/>
-              </w:rPr>
-              <w:t>S02</w:t>
-              <w:br/>
-            </w:r>
-            <w:r>
-              <w:rPr>
-                <w:b w:val="0"/>
-                <w:i w:val="0"/>
-                <w:color w:val="64748B"/>
-                <w:sz w:val="14"/>
-              </w:rPr>
-              <w:t>Éducation</w:t>
-            </w:r>
-          </w:p>
-        </w:tc>
-        <w:tc>
-          <w:tcPr>
-            <w:tcW w:type="dxa" w:w="1531"/>
-          </w:tcPr>
-          <w:p>
-            <w:r>
-              <w:rPr>
-                <w:b/>
-                <w:i w:val="0"/>
-                <w:color w:val="16A34A"/>
-                <w:sz w:val="16"/>
-              </w:rPr>
-              <w:t>—</w:t>
-            </w:r>
-          </w:p>
-        </w:tc>
-        <w:tc>
-          <w:tcPr>
-            <w:tcW w:type="dxa" w:w="1191"/>
-          </w:tcPr>
-          <w:p>
-            <w:r>
-              <w:rPr>
-                <w:b w:val="0"/>
-                <w:i w:val="0"/>
-                <w:color w:val="64748B"/>
-                <w:sz w:val="16"/>
-              </w:rPr>
-              <w:t>GT-CQ</w:t>
-            </w:r>
-          </w:p>
-        </w:tc>
-        <w:tc>
-          <w:tcPr>
-            <w:tcW w:type="dxa" w:w="4706"/>
-          </w:tcPr>
-          <w:p>
-            <w:r>
-              <w:rPr>
-                <w:b w:val="0"/>
-                <w:i w:val="0"/>
-                <w:sz w:val="17"/>
-              </w:rPr>
-              <w:t>veuillez, s'il vous plait, confirmer les frais de scolarité ( 6000 FCFA) payée de MOUSSA DIAO avec le QG ou apporter les corrections nécessaires.</w:t>
-            </w:r>
-          </w:p>
-        </w:tc>
-      </w:tr>
-      <w:tr>
-        <w:tc>
-          <w:tcPr>
-            <w:tcW w:type="dxa" w:w="964"/>
-          </w:tcPr>
-          <w:p>
-            <w:r>
-              <w:rPr>
-                <w:b/>
-                <w:i w:val="0"/>
-                <w:color w:val="EA580C"/>
-                <w:sz w:val="16"/>
-              </w:rPr>
-              <w:t>Moyenne</w:t>
-            </w:r>
-          </w:p>
-        </w:tc>
-        <w:tc>
-          <w:tcPr>
-            <w:tcW w:type="dxa" w:w="1247"/>
-          </w:tcPr>
-          <w:p>
-            <w:r>
-              <w:rPr>
-                <w:b/>
-                <w:i w:val="0"/>
-                <w:sz w:val="16"/>
-              </w:rPr>
-              <w:t>S02</w:t>
-              <w:br/>
-            </w:r>
-            <w:r>
-              <w:rPr>
-                <w:b w:val="0"/>
-                <w:i w:val="0"/>
-                <w:color w:val="64748B"/>
-                <w:sz w:val="14"/>
-              </w:rPr>
-              <w:t>Éducation</w:t>
-            </w:r>
-          </w:p>
-        </w:tc>
-        <w:tc>
-          <w:tcPr>
-            <w:tcW w:type="dxa" w:w="1531"/>
-          </w:tcPr>
-          <w:p>
-            <w:r>
-              <w:rPr>
-                <w:b/>
-                <w:i w:val="0"/>
-                <w:color w:val="16A34A"/>
-                <w:sz w:val="16"/>
-              </w:rPr>
-              <w:t>—</w:t>
-            </w:r>
-          </w:p>
-        </w:tc>
-        <w:tc>
-          <w:tcPr>
-            <w:tcW w:type="dxa" w:w="1191"/>
-          </w:tcPr>
-          <w:p>
-            <w:r>
-              <w:rPr>
-                <w:b w:val="0"/>
-                <w:i w:val="0"/>
-                <w:color w:val="64748B"/>
-                <w:sz w:val="16"/>
-              </w:rPr>
-              <w:t>GT-CQ</w:t>
-            </w:r>
-          </w:p>
-        </w:tc>
-        <w:tc>
-          <w:tcPr>
-            <w:tcW w:type="dxa" w:w="4706"/>
-          </w:tcPr>
-          <w:p>
-            <w:r>
-              <w:rPr>
-                <w:b w:val="0"/>
-                <w:i w:val="0"/>
-                <w:sz w:val="17"/>
-              </w:rPr>
-              <w:t>veuillez, s'il vous plait, confirmer les frais de scolarité ( 6000 FCFA) payée de TENING DIAO avec le QG ou apporter les corrections nécessaires.</w:t>
             </w:r>
           </w:p>
         </w:tc>
